--- a/public/tours/international/asia/itineraries/5 Days Bali Romantic Escape.docx
+++ b/public/tours/international/asia/itineraries/5 Days Bali Romantic Escape.docx
@@ -1,6 +1,6 @@
 
 <file path=word/document.xml><?xml version="1.0" encoding="utf-8"?>
-<w:document xmlns:wpc="http://schemas.microsoft.com/office/word/2010/wordprocessingCanvas" xmlns:mc="http://schemas.openxmlformats.org/markup-compatibility/2006" xmlns:o="urn:schemas-microsoft-com:office:office" xmlns:r="http://schemas.openxmlformats.org/officeDocument/2006/relationships" xmlns:m="http://schemas.openxmlformats.org/officeDocument/2006/math" xmlns:v="urn:schemas-microsoft-com:vml" xmlns:wp14="http://schemas.microsoft.com/office/word/2010/wordprocessingDrawing" xmlns:wp="http://schemas.openxmlformats.org/drawingml/2006/wordprocessingDrawing" xmlns:w10="urn:schemas-microsoft-com:office:word" xmlns:w="http://schemas.openxmlformats.org/wordprocessingml/2006/main" xmlns:w14="http://schemas.microsoft.com/office/word/2010/wordml" xmlns:w15="http://schemas.microsoft.com/office/word/2012/wordml" xmlns:wpg="http://schemas.microsoft.com/office/word/2010/wordprocessingGroup" xmlns:wpi="http://schemas.microsoft.com/office/word/2010/wordprocessingInk" xmlns:wne="http://schemas.microsoft.com/office/word/2006/wordml" xmlns:wps="http://schemas.microsoft.com/office/word/2010/wordprocessingShape" mc:Ignorable="w14 w15 wp14">
+<w:document xmlns:wpc="http://schemas.microsoft.com/office/word/2010/wordprocessingCanvas" xmlns:cx="http://schemas.microsoft.com/office/drawing/2014/chartex" xmlns:cx1="http://schemas.microsoft.com/office/drawing/2015/9/8/chartex" xmlns:cx2="http://schemas.microsoft.com/office/drawing/2015/10/21/chartex" xmlns:cx3="http://schemas.microsoft.com/office/drawing/2016/5/9/chartex" xmlns:cx4="http://schemas.microsoft.com/office/drawing/2016/5/10/chartex" xmlns:cx5="http://schemas.microsoft.com/office/drawing/2016/5/11/chartex" xmlns:cx6="http://schemas.microsoft.com/office/drawing/2016/5/12/chartex" xmlns:cx7="http://schemas.microsoft.com/office/drawing/2016/5/13/chartex" xmlns:cx8="http://schemas.microsoft.com/office/drawing/2016/5/14/chartex" xmlns:mc="http://schemas.openxmlformats.org/markup-compatibility/2006" xmlns:aink="http://schemas.microsoft.com/office/drawing/2016/ink" xmlns:am3d="http://schemas.microsoft.com/office/drawing/2017/model3d" xmlns:o="urn:schemas-microsoft-com:office:office" xmlns:r="http://schemas.openxmlformats.org/officeDocument/2006/relationships" xmlns:m="http://schemas.openxmlformats.org/officeDocument/2006/math" xmlns:v="urn:schemas-microsoft-com:vml" xmlns:wp14="http://schemas.microsoft.com/office/word/2010/wordprocessingDrawing" xmlns:wp="http://schemas.openxmlformats.org/drawingml/2006/wordprocessingDrawing" xmlns:w10="urn:schemas-microsoft-com:office:word" xmlns:w="http://schemas.openxmlformats.org/wordprocessingml/2006/main" xmlns:w14="http://schemas.microsoft.com/office/word/2010/wordml" xmlns:w15="http://schemas.microsoft.com/office/word/2012/wordml" xmlns:w16cid="http://schemas.microsoft.com/office/word/2016/wordml/cid" xmlns:w16se="http://schemas.microsoft.com/office/word/2015/wordml/symex" xmlns:wpg="http://schemas.microsoft.com/office/word/2010/wordprocessingGroup" xmlns:wpi="http://schemas.microsoft.com/office/word/2010/wordprocessingInk" xmlns:wne="http://schemas.microsoft.com/office/word/2006/wordml" xmlns:wps="http://schemas.microsoft.com/office/word/2010/wordprocessingShape" mc:Ignorable="w14 w15 w16se w16cid wp14">
   <w:body>
     <w:p>
       <w:pPr>
@@ -330,209 +330,6 @@
           <w:rFonts w:ascii="Arial" w:hAnsi="Arial" w:cs="Arial"/>
         </w:rPr>
         <w:pict w14:anchorId="762C1195">
-          <v:rect id="_x0000_i1036" style="width:0;height:1.5pt" o:hralign="center" o:hrstd="t" o:hr="t" fillcolor="#a0a0a0" stroked="f"/>
-        </w:pict>
-      </w:r>
-    </w:p>
-    <w:p>
-      <w:pPr>
-        <w:rPr>
-          <w:rFonts w:ascii="Arial" w:hAnsi="Arial" w:cs="Arial"/>
-          <w:b/>
-          <w:bCs/>
-        </w:rPr>
-      </w:pPr>
-      <w:r>
-        <w:rPr>
-          <w:rFonts w:ascii="Arial" w:hAnsi="Arial" w:cs="Arial"/>
-          <w:b/>
-          <w:bCs/>
-        </w:rPr>
-        <w:t>Hotel Details:</w:t>
-      </w:r>
-    </w:p>
-    <w:p>
-      <w:pPr>
-        <w:rPr>
-          <w:rFonts w:ascii="Arial" w:hAnsi="Arial" w:cs="Arial"/>
-          <w:b/>
-          <w:bCs/>
-        </w:rPr>
-      </w:pPr>
-      <w:r>
-        <w:rPr>
-          <w:rFonts w:ascii="Arial" w:hAnsi="Arial" w:cs="Arial"/>
-          <w:b/>
-          <w:bCs/>
-        </w:rPr>
-        <w:t>4</w:t>
-      </w:r>
-      <w:r>
-        <w:rPr>
-          <w:rFonts w:ascii="Segoe UI Symbol" w:hAnsi="Segoe UI Symbol" w:cs="Segoe UI Symbol"/>
-          <w:b/>
-          <w:bCs/>
-        </w:rPr>
-        <w:t>★</w:t>
-      </w:r>
-      <w:r>
-        <w:rPr>
-          <w:rFonts w:ascii="Arial" w:hAnsi="Arial" w:cs="Arial"/>
-          <w:b/>
-          <w:bCs/>
-        </w:rPr>
-        <w:t xml:space="preserve"> CATEGORY</w:t>
-      </w:r>
-    </w:p>
-    <w:p>
-      <w:pPr>
-        <w:rPr>
-          <w:rFonts w:ascii="Arial" w:hAnsi="Arial" w:cs="Arial"/>
-        </w:rPr>
-      </w:pPr>
-      <w:proofErr w:type="spellStart"/>
-      <w:r>
-        <w:rPr>
-          <w:rFonts w:ascii="Arial" w:hAnsi="Arial" w:cs="Arial"/>
-          <w:b/>
-          <w:bCs/>
-        </w:rPr>
-        <w:t>Kuta</w:t>
-      </w:r>
-      <w:proofErr w:type="spellEnd"/>
-      <w:r>
-        <w:rPr>
-          <w:rFonts w:ascii="Arial" w:hAnsi="Arial" w:cs="Arial"/>
-          <w:b/>
-          <w:bCs/>
-        </w:rPr>
-        <w:t xml:space="preserve"> (3 Nights):</w:t>
-      </w:r>
-      <w:r>
-        <w:rPr>
-          <w:rFonts w:ascii="Arial" w:hAnsi="Arial" w:cs="Arial"/>
-        </w:rPr>
-        <w:t xml:space="preserve"> Grand </w:t>
-      </w:r>
-      <w:proofErr w:type="spellStart"/>
-      <w:r>
-        <w:rPr>
-          <w:rFonts w:ascii="Arial" w:hAnsi="Arial" w:cs="Arial"/>
-        </w:rPr>
-        <w:t>Ixora</w:t>
-      </w:r>
-      <w:proofErr w:type="spellEnd"/>
-      <w:r>
-        <w:rPr>
-          <w:rFonts w:ascii="Arial" w:hAnsi="Arial" w:cs="Arial"/>
-        </w:rPr>
-        <w:t xml:space="preserve"> / J4 Hotel </w:t>
-      </w:r>
-      <w:proofErr w:type="spellStart"/>
-      <w:r>
-        <w:rPr>
-          <w:rFonts w:ascii="Arial" w:hAnsi="Arial" w:cs="Arial"/>
-        </w:rPr>
-        <w:t>Legian</w:t>
-      </w:r>
-      <w:proofErr w:type="spellEnd"/>
-      <w:r>
-        <w:rPr>
-          <w:rFonts w:ascii="Arial" w:hAnsi="Arial" w:cs="Arial"/>
-        </w:rPr>
-        <w:t xml:space="preserve"> / </w:t>
-      </w:r>
-      <w:proofErr w:type="spellStart"/>
-      <w:r>
-        <w:rPr>
-          <w:rFonts w:ascii="Arial" w:hAnsi="Arial" w:cs="Arial"/>
-        </w:rPr>
-        <w:t>Winna</w:t>
-      </w:r>
-      <w:proofErr w:type="spellEnd"/>
-      <w:r>
-        <w:rPr>
-          <w:rFonts w:ascii="Arial" w:hAnsi="Arial" w:cs="Arial"/>
-        </w:rPr>
-        <w:t xml:space="preserve"> Holiday / </w:t>
-      </w:r>
-      <w:proofErr w:type="spellStart"/>
-      <w:r>
-        <w:rPr>
-          <w:rFonts w:ascii="Arial" w:hAnsi="Arial" w:cs="Arial"/>
-        </w:rPr>
-        <w:t>Solia</w:t>
-      </w:r>
-      <w:proofErr w:type="spellEnd"/>
-      <w:r>
-        <w:rPr>
-          <w:rFonts w:ascii="Arial" w:hAnsi="Arial" w:cs="Arial"/>
-        </w:rPr>
-        <w:t xml:space="preserve"> / similar</w:t>
-      </w:r>
-      <w:r>
-        <w:rPr>
-          <w:rFonts w:ascii="Arial" w:hAnsi="Arial" w:cs="Arial"/>
-        </w:rPr>
-        <w:br/>
-      </w:r>
-      <w:proofErr w:type="spellStart"/>
-      <w:r>
-        <w:rPr>
-          <w:rFonts w:ascii="Arial" w:hAnsi="Arial" w:cs="Arial"/>
-          <w:b/>
-          <w:bCs/>
-        </w:rPr>
-        <w:t>Ubud</w:t>
-      </w:r>
-      <w:proofErr w:type="spellEnd"/>
-      <w:r>
-        <w:rPr>
-          <w:rFonts w:ascii="Arial" w:hAnsi="Arial" w:cs="Arial"/>
-          <w:b/>
-          <w:bCs/>
-        </w:rPr>
-        <w:t xml:space="preserve"> (1 Night):</w:t>
-      </w:r>
-      <w:r>
-        <w:rPr>
-          <w:rFonts w:ascii="Arial" w:hAnsi="Arial" w:cs="Arial"/>
-        </w:rPr>
-        <w:t xml:space="preserve"> </w:t>
-      </w:r>
-      <w:proofErr w:type="spellStart"/>
-      <w:r>
-        <w:rPr>
-          <w:rFonts w:ascii="Arial" w:hAnsi="Arial" w:cs="Arial"/>
-        </w:rPr>
-        <w:t>Evitel</w:t>
-      </w:r>
-      <w:proofErr w:type="spellEnd"/>
-      <w:r>
-        <w:rPr>
-          <w:rFonts w:ascii="Arial" w:hAnsi="Arial" w:cs="Arial"/>
-        </w:rPr>
-        <w:t xml:space="preserve"> </w:t>
-      </w:r>
-      <w:proofErr w:type="spellStart"/>
-      <w:r>
-        <w:rPr>
-          <w:rFonts w:ascii="Arial" w:hAnsi="Arial" w:cs="Arial"/>
-        </w:rPr>
-        <w:t>Ubud</w:t>
-      </w:r>
-      <w:proofErr w:type="spellEnd"/>
-      <w:r>
-        <w:rPr>
-          <w:rFonts w:ascii="Arial" w:hAnsi="Arial" w:cs="Arial"/>
-        </w:rPr>
-        <w:t xml:space="preserve"> / similar</w:t>
-      </w:r>
-      <w:r>
-        <w:rPr>
-          <w:rFonts w:ascii="Arial" w:hAnsi="Arial" w:cs="Arial"/>
-        </w:rPr>
-        <w:pict w14:anchorId="35AD0A47">
           <v:rect id="_x0000_i1027" style="width:0;height:1.5pt" o:hralign="center" o:hrstd="t" o:hr="t" fillcolor="#a0a0a0" stroked="f"/>
         </w:pict>
       </w:r>
@@ -551,6 +348,167 @@
           <w:b/>
           <w:bCs/>
         </w:rPr>
+        <w:t>Hotel Details:</w:t>
+      </w:r>
+    </w:p>
+    <w:p>
+      <w:pPr>
+        <w:rPr>
+          <w:rFonts w:ascii="Arial" w:hAnsi="Arial" w:cs="Arial"/>
+          <w:b/>
+          <w:bCs/>
+        </w:rPr>
+      </w:pPr>
+      <w:r>
+        <w:rPr>
+          <w:rFonts w:ascii="Arial" w:hAnsi="Arial" w:cs="Arial"/>
+          <w:b/>
+          <w:bCs/>
+        </w:rPr>
+        <w:t>4</w:t>
+      </w:r>
+      <w:r>
+        <w:rPr>
+          <w:rFonts w:ascii="Segoe UI Symbol" w:hAnsi="Segoe UI Symbol" w:cs="Segoe UI Symbol"/>
+          <w:b/>
+          <w:bCs/>
+        </w:rPr>
+        <w:t>★</w:t>
+      </w:r>
+      <w:r>
+        <w:rPr>
+          <w:rFonts w:ascii="Arial" w:hAnsi="Arial" w:cs="Arial"/>
+          <w:b/>
+          <w:bCs/>
+        </w:rPr>
+        <w:t xml:space="preserve"> CATEGORY</w:t>
+      </w:r>
+    </w:p>
+    <w:p>
+      <w:pPr>
+        <w:rPr>
+          <w:rFonts w:ascii="Arial" w:hAnsi="Arial" w:cs="Arial"/>
+        </w:rPr>
+      </w:pPr>
+      <w:proofErr w:type="spellStart"/>
+      <w:r>
+        <w:rPr>
+          <w:rFonts w:ascii="Arial" w:hAnsi="Arial" w:cs="Arial"/>
+          <w:b/>
+          <w:bCs/>
+        </w:rPr>
+        <w:t>Kuta</w:t>
+      </w:r>
+      <w:proofErr w:type="spellEnd"/>
+      <w:r>
+        <w:rPr>
+          <w:rFonts w:ascii="Arial" w:hAnsi="Arial" w:cs="Arial"/>
+          <w:b/>
+          <w:bCs/>
+        </w:rPr>
+        <w:t xml:space="preserve"> (3 Nights):</w:t>
+      </w:r>
+      <w:r>
+        <w:rPr>
+          <w:rFonts w:ascii="Arial" w:hAnsi="Arial" w:cs="Arial"/>
+        </w:rPr>
+        <w:t xml:space="preserve"> Grand Ixora / J4 Hotel </w:t>
+      </w:r>
+      <w:proofErr w:type="spellStart"/>
+      <w:r>
+        <w:rPr>
+          <w:rFonts w:ascii="Arial" w:hAnsi="Arial" w:cs="Arial"/>
+        </w:rPr>
+        <w:t>Legian</w:t>
+      </w:r>
+      <w:proofErr w:type="spellEnd"/>
+      <w:r>
+        <w:rPr>
+          <w:rFonts w:ascii="Arial" w:hAnsi="Arial" w:cs="Arial"/>
+        </w:rPr>
+        <w:t xml:space="preserve"> / Winna Holiday / Solia / similar</w:t>
+      </w:r>
+      <w:r>
+        <w:rPr>
+          <w:rFonts w:ascii="Arial" w:hAnsi="Arial" w:cs="Arial"/>
+        </w:rPr>
+        <w:br/>
+      </w:r>
+      <w:proofErr w:type="spellStart"/>
+      <w:r>
+        <w:rPr>
+          <w:rFonts w:ascii="Arial" w:hAnsi="Arial" w:cs="Arial"/>
+          <w:b/>
+          <w:bCs/>
+        </w:rPr>
+        <w:t>Ubud</w:t>
+      </w:r>
+      <w:proofErr w:type="spellEnd"/>
+      <w:r>
+        <w:rPr>
+          <w:rFonts w:ascii="Arial" w:hAnsi="Arial" w:cs="Arial"/>
+          <w:b/>
+          <w:bCs/>
+        </w:rPr>
+        <w:t xml:space="preserve"> (1 Night):</w:t>
+      </w:r>
+      <w:r>
+        <w:rPr>
+          <w:rFonts w:ascii="Arial" w:hAnsi="Arial" w:cs="Arial"/>
+        </w:rPr>
+        <w:t xml:space="preserve"> </w:t>
+      </w:r>
+      <w:proofErr w:type="spellStart"/>
+      <w:r>
+        <w:rPr>
+          <w:rFonts w:ascii="Arial" w:hAnsi="Arial" w:cs="Arial"/>
+        </w:rPr>
+        <w:t>Evitel</w:t>
+      </w:r>
+      <w:proofErr w:type="spellEnd"/>
+      <w:r>
+        <w:rPr>
+          <w:rFonts w:ascii="Arial" w:hAnsi="Arial" w:cs="Arial"/>
+        </w:rPr>
+        <w:t xml:space="preserve"> </w:t>
+      </w:r>
+      <w:proofErr w:type="spellStart"/>
+      <w:r>
+        <w:rPr>
+          <w:rFonts w:ascii="Arial" w:hAnsi="Arial" w:cs="Arial"/>
+        </w:rPr>
+        <w:t>Ubud</w:t>
+      </w:r>
+      <w:proofErr w:type="spellEnd"/>
+      <w:r>
+        <w:rPr>
+          <w:rFonts w:ascii="Arial" w:hAnsi="Arial" w:cs="Arial"/>
+        </w:rPr>
+        <w:t xml:space="preserve"> / similar</w:t>
+      </w:r>
+      <w:r>
+        <w:rPr>
+          <w:rFonts w:ascii="Arial" w:hAnsi="Arial" w:cs="Arial"/>
+        </w:rPr>
+        <w:pict w14:anchorId="35AD0A47">
+          <v:rect id="_x0000_i1028" style="width:0;height:1.5pt" o:hralign="center" o:hrstd="t" o:hr="t" fillcolor="#a0a0a0" stroked="f"/>
+        </w:pict>
+      </w:r>
+    </w:p>
+    <w:p>
+      <w:pPr>
+        <w:rPr>
+          <w:rFonts w:ascii="Arial" w:hAnsi="Arial" w:cs="Arial"/>
+          <w:b/>
+          <w:bCs/>
+        </w:rPr>
+      </w:pPr>
+      <w:r>
+        <w:rPr>
+          <w:rFonts w:ascii="Arial" w:hAnsi="Arial" w:cs="Arial"/>
+          <w:b/>
+          <w:bCs/>
+        </w:rPr>
         <w:t>Itinerary (Day-wise Itinerary):</w:t>
       </w:r>
     </w:p>
@@ -612,7 +570,7 @@
           <w:rFonts w:ascii="Arial" w:hAnsi="Arial" w:cs="Arial"/>
         </w:rPr>
         <w:pict w14:anchorId="4A702627">
-          <v:rect id="_x0000_i1028" style="width:0;height:1.5pt" o:hralign="center" o:hrstd="t" o:hr="t" fillcolor="#a0a0a0" stroked="f"/>
+          <v:rect id="_x0000_i1029" style="width:0;height:1.5pt" o:hralign="center" o:hrstd="t" o:hr="t" fillcolor="#a0a0a0" stroked="f"/>
         </w:pict>
       </w:r>
     </w:p>
@@ -688,7 +646,7 @@
           <w:rFonts w:ascii="Arial" w:hAnsi="Arial" w:cs="Arial"/>
         </w:rPr>
         <w:pict w14:anchorId="4B747046">
-          <v:rect id="_x0000_i1029" style="width:0;height:1.5pt" o:hralign="center" o:hrstd="t" o:hr="t" fillcolor="#a0a0a0" stroked="f"/>
+          <v:rect id="_x0000_i1030" style="width:0;height:1.5pt" o:hralign="center" o:hrstd="t" o:hr="t" fillcolor="#a0a0a0" stroked="f"/>
         </w:pict>
       </w:r>
       <w:r>
@@ -715,25 +673,7 @@
           <w:b/>
           <w:bCs/>
         </w:rPr>
-        <w:t xml:space="preserve"> </w:t>
-      </w:r>
-      <w:proofErr w:type="spellStart"/>
-      <w:r>
-        <w:rPr>
-          <w:rFonts w:ascii="Arial" w:hAnsi="Arial" w:cs="Arial"/>
-          <w:b/>
-          <w:bCs/>
-        </w:rPr>
-        <w:t>Bedugul</w:t>
-      </w:r>
-      <w:proofErr w:type="spellEnd"/>
-      <w:r>
-        <w:rPr>
-          <w:rFonts w:ascii="Arial" w:hAnsi="Arial" w:cs="Arial"/>
-          <w:b/>
-          <w:bCs/>
-        </w:rPr>
-        <w:t xml:space="preserve"> &amp; Tanah Lot Tour</w:t>
+        <w:t xml:space="preserve"> Bedugul &amp; Tanah Lot Tour</w:t>
       </w:r>
       <w:r>
         <w:rPr>
@@ -789,7 +729,7 @@
           <w:rFonts w:ascii="Arial" w:hAnsi="Arial" w:cs="Arial"/>
         </w:rPr>
         <w:pict w14:anchorId="4D03F98E">
-          <v:rect id="_x0000_i1030" style="width:0;height:1.5pt" o:hralign="center" o:hrstd="t" o:hr="t" fillcolor="#a0a0a0" stroked="f"/>
+          <v:rect id="_x0000_i1031" style="width:0;height:1.5pt" o:hralign="center" o:hrstd="t" o:hr="t" fillcolor="#a0a0a0" stroked="f"/>
         </w:pict>
       </w:r>
       <w:r>
@@ -900,7 +840,7 @@
           <w:rFonts w:ascii="Arial" w:hAnsi="Arial" w:cs="Arial"/>
         </w:rPr>
         <w:pict w14:anchorId="2C89AB68">
-          <v:rect id="_x0000_i1031" style="width:0;height:1.5pt" o:hralign="center" o:hrstd="t" o:hr="t" fillcolor="#a0a0a0" stroked="f"/>
+          <v:rect id="_x0000_i1032" style="width:0;height:1.5pt" o:hralign="center" o:hrstd="t" o:hr="t" fillcolor="#a0a0a0" stroked="f"/>
         </w:pict>
       </w:r>
     </w:p>
@@ -948,7 +888,7 @@
           <w:rFonts w:ascii="Arial" w:hAnsi="Arial" w:cs="Arial"/>
         </w:rPr>
         <w:pict w14:anchorId="5B40F2D7">
-          <v:rect id="_x0000_i1032" style="width:0;height:1.5pt" o:hralign="center" o:hrstd="t" o:hr="t" fillcolor="#a0a0a0" stroked="f"/>
+          <v:rect id="_x0000_i1033" style="width:0;height:1.5pt" o:hralign="center" o:hrstd="t" o:hr="t" fillcolor="#a0a0a0" stroked="f"/>
         </w:pict>
       </w:r>
     </w:p>
@@ -981,6 +921,7 @@
           <w:rFonts w:ascii="Arial" w:hAnsi="Arial" w:cs="Arial"/>
         </w:rPr>
       </w:pPr>
+      <w:bookmarkStart w:id="0" w:name="_GoBack"/>
       <w:r>
         <w:rPr>
           <w:rFonts w:ascii="Arial" w:hAnsi="Arial" w:cs="Arial"/>
@@ -990,7 +931,6 @@
       <w:r>
         <w:rPr>
           <w:rFonts w:ascii="Arial" w:hAnsi="Arial" w:cs="Arial"/>
-          <w:b/>
           <w:bCs/>
         </w:rPr>
         <w:t>04 Adults (Double Sharing)</w:t>
@@ -1044,6 +984,7 @@
         <w:t xml:space="preserve">) </w:t>
       </w:r>
     </w:p>
+    <w:bookmarkEnd w:id="0"/>
     <w:p>
       <w:pPr>
         <w:rPr>
@@ -1055,7 +996,7 @@
           <w:rFonts w:ascii="Arial" w:hAnsi="Arial" w:cs="Arial"/>
         </w:rPr>
         <w:pict w14:anchorId="65B10C80">
-          <v:rect id="_x0000_i1033" style="width:0;height:1.5pt" o:hralign="center" o:hrstd="t" o:hr="t" fillcolor="#a0a0a0" stroked="f"/>
+          <v:rect id="_x0000_i1034" style="width:0;height:1.5pt" o:hralign="center" o:hrstd="t" o:hr="t" fillcolor="#a0a0a0" stroked="f"/>
         </w:pict>
       </w:r>
       <w:r>
@@ -1200,11 +1141,9 @@
           <w:rFonts w:ascii="Arial" w:hAnsi="Arial" w:cs="Arial"/>
         </w:rPr>
         <w:pict w14:anchorId="54398801">
-          <v:rect id="_x0000_i1034" style="width:0;height:1.5pt" o:hralign="center" o:hrstd="t" o:hr="t" fillcolor="#a0a0a0" stroked="f"/>
+          <v:rect id="_x0000_i1035" style="width:0;height:1.5pt" o:hralign="center" o:hrstd="t" o:hr="t" fillcolor="#a0a0a0" stroked="f"/>
         </w:pict>
       </w:r>
-      <w:bookmarkStart w:id="0" w:name="_GoBack"/>
-      <w:bookmarkEnd w:id="0"/>
       <w:r>
         <w:rPr>
           <w:rFonts w:ascii="Arial" w:hAnsi="Arial" w:cs="Arial"/>
@@ -1333,7 +1272,7 @@
           <w:rFonts w:ascii="Arial" w:hAnsi="Arial" w:cs="Arial"/>
         </w:rPr>
         <w:pict w14:anchorId="3E2371B8">
-          <v:rect id="_x0000_i1035" style="width:0;height:1.5pt" o:hralign="center" o:hrstd="t" o:hr="t" fillcolor="#a0a0a0" stroked="f"/>
+          <v:rect id="_x0000_i1036" style="width:0;height:1.5pt" o:hralign="center" o:hrstd="t" o:hr="t" fillcolor="#a0a0a0" stroked="f"/>
         </w:pict>
       </w:r>
     </w:p>
@@ -1387,7 +1326,7 @@
 </file>
 
 <file path=word/endnotes.xml><?xml version="1.0" encoding="utf-8"?>
-<w:endnotes xmlns:wpc="http://schemas.microsoft.com/office/word/2010/wordprocessingCanvas" xmlns:mc="http://schemas.openxmlformats.org/markup-compatibility/2006" xmlns:o="urn:schemas-microsoft-com:office:office" xmlns:r="http://schemas.openxmlformats.org/officeDocument/2006/relationships" xmlns:m="http://schemas.openxmlformats.org/officeDocument/2006/math" xmlns:v="urn:schemas-microsoft-com:vml" xmlns:wp14="http://schemas.microsoft.com/office/word/2010/wordprocessingDrawing" xmlns:wp="http://schemas.openxmlformats.org/drawingml/2006/wordprocessingDrawing" xmlns:w10="urn:schemas-microsoft-com:office:word" xmlns:w="http://schemas.openxmlformats.org/wordprocessingml/2006/main" xmlns:w14="http://schemas.microsoft.com/office/word/2010/wordml" xmlns:w15="http://schemas.microsoft.com/office/word/2012/wordml" xmlns:wpg="http://schemas.microsoft.com/office/word/2010/wordprocessingGroup" xmlns:wpi="http://schemas.microsoft.com/office/word/2010/wordprocessingInk" xmlns:wne="http://schemas.microsoft.com/office/word/2006/wordml" xmlns:wps="http://schemas.microsoft.com/office/word/2010/wordprocessingShape" mc:Ignorable="w14 w15 wp14">
+<w:endnotes xmlns:wpc="http://schemas.microsoft.com/office/word/2010/wordprocessingCanvas" xmlns:cx="http://schemas.microsoft.com/office/drawing/2014/chartex" xmlns:cx1="http://schemas.microsoft.com/office/drawing/2015/9/8/chartex" xmlns:cx2="http://schemas.microsoft.com/office/drawing/2015/10/21/chartex" xmlns:cx3="http://schemas.microsoft.com/office/drawing/2016/5/9/chartex" xmlns:cx4="http://schemas.microsoft.com/office/drawing/2016/5/10/chartex" xmlns:cx5="http://schemas.microsoft.com/office/drawing/2016/5/11/chartex" xmlns:cx6="http://schemas.microsoft.com/office/drawing/2016/5/12/chartex" xmlns:cx7="http://schemas.microsoft.com/office/drawing/2016/5/13/chartex" xmlns:cx8="http://schemas.microsoft.com/office/drawing/2016/5/14/chartex" xmlns:mc="http://schemas.openxmlformats.org/markup-compatibility/2006" xmlns:aink="http://schemas.microsoft.com/office/drawing/2016/ink" xmlns:am3d="http://schemas.microsoft.com/office/drawing/2017/model3d" xmlns:o="urn:schemas-microsoft-com:office:office" xmlns:r="http://schemas.openxmlformats.org/officeDocument/2006/relationships" xmlns:m="http://schemas.openxmlformats.org/officeDocument/2006/math" xmlns:v="urn:schemas-microsoft-com:vml" xmlns:wp14="http://schemas.microsoft.com/office/word/2010/wordprocessingDrawing" xmlns:wp="http://schemas.openxmlformats.org/drawingml/2006/wordprocessingDrawing" xmlns:w10="urn:schemas-microsoft-com:office:word" xmlns:w="http://schemas.openxmlformats.org/wordprocessingml/2006/main" xmlns:w14="http://schemas.microsoft.com/office/word/2010/wordml" xmlns:w15="http://schemas.microsoft.com/office/word/2012/wordml" xmlns:w16cid="http://schemas.microsoft.com/office/word/2016/wordml/cid" xmlns:w16se="http://schemas.microsoft.com/office/word/2015/wordml/symex" xmlns:wpg="http://schemas.microsoft.com/office/word/2010/wordprocessingGroup" xmlns:wpi="http://schemas.microsoft.com/office/word/2010/wordprocessingInk" xmlns:wne="http://schemas.microsoft.com/office/word/2006/wordml" xmlns:wps="http://schemas.microsoft.com/office/word/2010/wordprocessingShape" mc:Ignorable="w14 w15 w16se w16cid wp14">
   <w:endnote w:type="separator" w:id="-1">
     <w:p>
       <w:pPr>
@@ -1412,7 +1351,7 @@
 </file>
 
 <file path=word/footer1.xml><?xml version="1.0" encoding="utf-8"?>
-<w:ftr xmlns:wpc="http://schemas.microsoft.com/office/word/2010/wordprocessingCanvas" xmlns:mc="http://schemas.openxmlformats.org/markup-compatibility/2006" xmlns:o="urn:schemas-microsoft-com:office:office" xmlns:r="http://schemas.openxmlformats.org/officeDocument/2006/relationships" xmlns:m="http://schemas.openxmlformats.org/officeDocument/2006/math" xmlns:v="urn:schemas-microsoft-com:vml" xmlns:wp14="http://schemas.microsoft.com/office/word/2010/wordprocessingDrawing" xmlns:wp="http://schemas.openxmlformats.org/drawingml/2006/wordprocessingDrawing" xmlns:w10="urn:schemas-microsoft-com:office:word" xmlns:w="http://schemas.openxmlformats.org/wordprocessingml/2006/main" xmlns:w14="http://schemas.microsoft.com/office/word/2010/wordml" xmlns:w15="http://schemas.microsoft.com/office/word/2012/wordml" xmlns:wpg="http://schemas.microsoft.com/office/word/2010/wordprocessingGroup" xmlns:wpi="http://schemas.microsoft.com/office/word/2010/wordprocessingInk" xmlns:wne="http://schemas.microsoft.com/office/word/2006/wordml" xmlns:wps="http://schemas.microsoft.com/office/word/2010/wordprocessingShape" mc:Ignorable="w14 w15 wp14">
+<w:ftr xmlns:wpc="http://schemas.microsoft.com/office/word/2010/wordprocessingCanvas" xmlns:cx="http://schemas.microsoft.com/office/drawing/2014/chartex" xmlns:cx1="http://schemas.microsoft.com/office/drawing/2015/9/8/chartex" xmlns:cx2="http://schemas.microsoft.com/office/drawing/2015/10/21/chartex" xmlns:cx3="http://schemas.microsoft.com/office/drawing/2016/5/9/chartex" xmlns:cx4="http://schemas.microsoft.com/office/drawing/2016/5/10/chartex" xmlns:cx5="http://schemas.microsoft.com/office/drawing/2016/5/11/chartex" xmlns:cx6="http://schemas.microsoft.com/office/drawing/2016/5/12/chartex" xmlns:cx7="http://schemas.microsoft.com/office/drawing/2016/5/13/chartex" xmlns:cx8="http://schemas.microsoft.com/office/drawing/2016/5/14/chartex" xmlns:mc="http://schemas.openxmlformats.org/markup-compatibility/2006" xmlns:aink="http://schemas.microsoft.com/office/drawing/2016/ink" xmlns:am3d="http://schemas.microsoft.com/office/drawing/2017/model3d" xmlns:o="urn:schemas-microsoft-com:office:office" xmlns:r="http://schemas.openxmlformats.org/officeDocument/2006/relationships" xmlns:m="http://schemas.openxmlformats.org/officeDocument/2006/math" xmlns:v="urn:schemas-microsoft-com:vml" xmlns:wp14="http://schemas.microsoft.com/office/word/2010/wordprocessingDrawing" xmlns:wp="http://schemas.openxmlformats.org/drawingml/2006/wordprocessingDrawing" xmlns:w10="urn:schemas-microsoft-com:office:word" xmlns:w="http://schemas.openxmlformats.org/wordprocessingml/2006/main" xmlns:w14="http://schemas.microsoft.com/office/word/2010/wordml" xmlns:w15="http://schemas.microsoft.com/office/word/2012/wordml" xmlns:w16cid="http://schemas.microsoft.com/office/word/2016/wordml/cid" xmlns:w16se="http://schemas.microsoft.com/office/word/2015/wordml/symex" xmlns:wpg="http://schemas.microsoft.com/office/word/2010/wordprocessingGroup" xmlns:wpi="http://schemas.microsoft.com/office/word/2010/wordprocessingInk" xmlns:wne="http://schemas.microsoft.com/office/word/2006/wordml" xmlns:wps="http://schemas.microsoft.com/office/word/2010/wordprocessingShape" mc:Ignorable="w14 w15 w16se w16cid wp14">
   <w:p>
     <w:pPr>
       <w:pStyle w:val="Footer"/>
@@ -1506,7 +1445,7 @@
 </file>
 
 <file path=word/footnotes.xml><?xml version="1.0" encoding="utf-8"?>
-<w:footnotes xmlns:wpc="http://schemas.microsoft.com/office/word/2010/wordprocessingCanvas" xmlns:mc="http://schemas.openxmlformats.org/markup-compatibility/2006" xmlns:o="urn:schemas-microsoft-com:office:office" xmlns:r="http://schemas.openxmlformats.org/officeDocument/2006/relationships" xmlns:m="http://schemas.openxmlformats.org/officeDocument/2006/math" xmlns:v="urn:schemas-microsoft-com:vml" xmlns:wp14="http://schemas.microsoft.com/office/word/2010/wordprocessingDrawing" xmlns:wp="http://schemas.openxmlformats.org/drawingml/2006/wordprocessingDrawing" xmlns:w10="urn:schemas-microsoft-com:office:word" xmlns:w="http://schemas.openxmlformats.org/wordprocessingml/2006/main" xmlns:w14="http://schemas.microsoft.com/office/word/2010/wordml" xmlns:w15="http://schemas.microsoft.com/office/word/2012/wordml" xmlns:wpg="http://schemas.microsoft.com/office/word/2010/wordprocessingGroup" xmlns:wpi="http://schemas.microsoft.com/office/word/2010/wordprocessingInk" xmlns:wne="http://schemas.microsoft.com/office/word/2006/wordml" xmlns:wps="http://schemas.microsoft.com/office/word/2010/wordprocessingShape" mc:Ignorable="w14 w15 wp14">
+<w:footnotes xmlns:wpc="http://schemas.microsoft.com/office/word/2010/wordprocessingCanvas" xmlns:cx="http://schemas.microsoft.com/office/drawing/2014/chartex" xmlns:cx1="http://schemas.microsoft.com/office/drawing/2015/9/8/chartex" xmlns:cx2="http://schemas.microsoft.com/office/drawing/2015/10/21/chartex" xmlns:cx3="http://schemas.microsoft.com/office/drawing/2016/5/9/chartex" xmlns:cx4="http://schemas.microsoft.com/office/drawing/2016/5/10/chartex" xmlns:cx5="http://schemas.microsoft.com/office/drawing/2016/5/11/chartex" xmlns:cx6="http://schemas.microsoft.com/office/drawing/2016/5/12/chartex" xmlns:cx7="http://schemas.microsoft.com/office/drawing/2016/5/13/chartex" xmlns:cx8="http://schemas.microsoft.com/office/drawing/2016/5/14/chartex" xmlns:mc="http://schemas.openxmlformats.org/markup-compatibility/2006" xmlns:aink="http://schemas.microsoft.com/office/drawing/2016/ink" xmlns:am3d="http://schemas.microsoft.com/office/drawing/2017/model3d" xmlns:o="urn:schemas-microsoft-com:office:office" xmlns:r="http://schemas.openxmlformats.org/officeDocument/2006/relationships" xmlns:m="http://schemas.openxmlformats.org/officeDocument/2006/math" xmlns:v="urn:schemas-microsoft-com:vml" xmlns:wp14="http://schemas.microsoft.com/office/word/2010/wordprocessingDrawing" xmlns:wp="http://schemas.openxmlformats.org/drawingml/2006/wordprocessingDrawing" xmlns:w10="urn:schemas-microsoft-com:office:word" xmlns:w="http://schemas.openxmlformats.org/wordprocessingml/2006/main" xmlns:w14="http://schemas.microsoft.com/office/word/2010/wordml" xmlns:w15="http://schemas.microsoft.com/office/word/2012/wordml" xmlns:w16cid="http://schemas.microsoft.com/office/word/2016/wordml/cid" xmlns:w16se="http://schemas.microsoft.com/office/word/2015/wordml/symex" xmlns:wpg="http://schemas.microsoft.com/office/word/2010/wordprocessingGroup" xmlns:wpi="http://schemas.microsoft.com/office/word/2010/wordprocessingInk" xmlns:wne="http://schemas.microsoft.com/office/word/2006/wordml" xmlns:wps="http://schemas.microsoft.com/office/word/2010/wordprocessingShape" mc:Ignorable="w14 w15 w16se w16cid wp14">
   <w:footnote w:type="separator" w:id="-1">
     <w:p>
       <w:pPr>
@@ -1531,7 +1470,7 @@
 </file>
 
 <file path=word/header1.xml><?xml version="1.0" encoding="utf-8"?>
-<w:hdr xmlns:wpc="http://schemas.microsoft.com/office/word/2010/wordprocessingCanvas" xmlns:mc="http://schemas.openxmlformats.org/markup-compatibility/2006" xmlns:o="urn:schemas-microsoft-com:office:office" xmlns:r="http://schemas.openxmlformats.org/officeDocument/2006/relationships" xmlns:m="http://schemas.openxmlformats.org/officeDocument/2006/math" xmlns:v="urn:schemas-microsoft-com:vml" xmlns:wp14="http://schemas.microsoft.com/office/word/2010/wordprocessingDrawing" xmlns:wp="http://schemas.openxmlformats.org/drawingml/2006/wordprocessingDrawing" xmlns:w10="urn:schemas-microsoft-com:office:word" xmlns:w="http://schemas.openxmlformats.org/wordprocessingml/2006/main" xmlns:w14="http://schemas.microsoft.com/office/word/2010/wordml" xmlns:w15="http://schemas.microsoft.com/office/word/2012/wordml" xmlns:wpg="http://schemas.microsoft.com/office/word/2010/wordprocessingGroup" xmlns:wpi="http://schemas.microsoft.com/office/word/2010/wordprocessingInk" xmlns:wne="http://schemas.microsoft.com/office/word/2006/wordml" xmlns:wps="http://schemas.microsoft.com/office/word/2010/wordprocessingShape" mc:Ignorable="w14 w15 wp14">
+<w:hdr xmlns:wpc="http://schemas.microsoft.com/office/word/2010/wordprocessingCanvas" xmlns:cx="http://schemas.microsoft.com/office/drawing/2014/chartex" xmlns:cx1="http://schemas.microsoft.com/office/drawing/2015/9/8/chartex" xmlns:cx2="http://schemas.microsoft.com/office/drawing/2015/10/21/chartex" xmlns:cx3="http://schemas.microsoft.com/office/drawing/2016/5/9/chartex" xmlns:cx4="http://schemas.microsoft.com/office/drawing/2016/5/10/chartex" xmlns:cx5="http://schemas.microsoft.com/office/drawing/2016/5/11/chartex" xmlns:cx6="http://schemas.microsoft.com/office/drawing/2016/5/12/chartex" xmlns:cx7="http://schemas.microsoft.com/office/drawing/2016/5/13/chartex" xmlns:cx8="http://schemas.microsoft.com/office/drawing/2016/5/14/chartex" xmlns:mc="http://schemas.openxmlformats.org/markup-compatibility/2006" xmlns:aink="http://schemas.microsoft.com/office/drawing/2016/ink" xmlns:am3d="http://schemas.microsoft.com/office/drawing/2017/model3d" xmlns:o="urn:schemas-microsoft-com:office:office" xmlns:r="http://schemas.openxmlformats.org/officeDocument/2006/relationships" xmlns:m="http://schemas.openxmlformats.org/officeDocument/2006/math" xmlns:v="urn:schemas-microsoft-com:vml" xmlns:wp14="http://schemas.microsoft.com/office/word/2010/wordprocessingDrawing" xmlns:wp="http://schemas.openxmlformats.org/drawingml/2006/wordprocessingDrawing" xmlns:w10="urn:schemas-microsoft-com:office:word" xmlns:w="http://schemas.openxmlformats.org/wordprocessingml/2006/main" xmlns:w14="http://schemas.microsoft.com/office/word/2010/wordml" xmlns:w15="http://schemas.microsoft.com/office/word/2012/wordml" xmlns:w16cid="http://schemas.microsoft.com/office/word/2016/wordml/cid" xmlns:w16se="http://schemas.microsoft.com/office/word/2015/wordml/symex" xmlns:wpg="http://schemas.microsoft.com/office/word/2010/wordprocessingGroup" xmlns:wpi="http://schemas.microsoft.com/office/word/2010/wordprocessingInk" xmlns:wne="http://schemas.microsoft.com/office/word/2006/wordml" xmlns:wps="http://schemas.microsoft.com/office/word/2010/wordprocessingShape" mc:Ignorable="w14 w15 w16se w16cid wp14">
   <w:p>
     <w:pPr>
       <w:pStyle w:val="Header"/>
@@ -1663,8 +1602,8 @@
 </file>
 
 <file path=word/numbering.xml><?xml version="1.0" encoding="utf-8"?>
-<w:numbering xmlns:wpc="http://schemas.microsoft.com/office/word/2010/wordprocessingCanvas" xmlns:mc="http://schemas.openxmlformats.org/markup-compatibility/2006" xmlns:o="urn:schemas-microsoft-com:office:office" xmlns:r="http://schemas.openxmlformats.org/officeDocument/2006/relationships" xmlns:m="http://schemas.openxmlformats.org/officeDocument/2006/math" xmlns:v="urn:schemas-microsoft-com:vml" xmlns:wp14="http://schemas.microsoft.com/office/word/2010/wordprocessingDrawing" xmlns:wp="http://schemas.openxmlformats.org/drawingml/2006/wordprocessingDrawing" xmlns:w10="urn:schemas-microsoft-com:office:word" xmlns:w="http://schemas.openxmlformats.org/wordprocessingml/2006/main" xmlns:w14="http://schemas.microsoft.com/office/word/2010/wordml" xmlns:w15="http://schemas.microsoft.com/office/word/2012/wordml" xmlns:wpg="http://schemas.microsoft.com/office/word/2010/wordprocessingGroup" xmlns:wpi="http://schemas.microsoft.com/office/word/2010/wordprocessingInk" xmlns:wne="http://schemas.microsoft.com/office/word/2006/wordml" xmlns:wps="http://schemas.microsoft.com/office/word/2010/wordprocessingShape" mc:Ignorable="w14 w15 wp14">
-  <w:abstractNum w:abstractNumId="0">
+<w:numbering xmlns:wpc="http://schemas.microsoft.com/office/word/2010/wordprocessingCanvas" xmlns:cx="http://schemas.microsoft.com/office/drawing/2014/chartex" xmlns:cx1="http://schemas.microsoft.com/office/drawing/2015/9/8/chartex" xmlns:cx2="http://schemas.microsoft.com/office/drawing/2015/10/21/chartex" xmlns:cx3="http://schemas.microsoft.com/office/drawing/2016/5/9/chartex" xmlns:cx4="http://schemas.microsoft.com/office/drawing/2016/5/10/chartex" xmlns:cx5="http://schemas.microsoft.com/office/drawing/2016/5/11/chartex" xmlns:cx6="http://schemas.microsoft.com/office/drawing/2016/5/12/chartex" xmlns:cx7="http://schemas.microsoft.com/office/drawing/2016/5/13/chartex" xmlns:cx8="http://schemas.microsoft.com/office/drawing/2016/5/14/chartex" xmlns:mc="http://schemas.openxmlformats.org/markup-compatibility/2006" xmlns:aink="http://schemas.microsoft.com/office/drawing/2016/ink" xmlns:am3d="http://schemas.microsoft.com/office/drawing/2017/model3d" xmlns:o="urn:schemas-microsoft-com:office:office" xmlns:r="http://schemas.openxmlformats.org/officeDocument/2006/relationships" xmlns:m="http://schemas.openxmlformats.org/officeDocument/2006/math" xmlns:v="urn:schemas-microsoft-com:vml" xmlns:wp14="http://schemas.microsoft.com/office/word/2010/wordprocessingDrawing" xmlns:wp="http://schemas.openxmlformats.org/drawingml/2006/wordprocessingDrawing" xmlns:w10="urn:schemas-microsoft-com:office:word" xmlns:w="http://schemas.openxmlformats.org/wordprocessingml/2006/main" xmlns:w14="http://schemas.microsoft.com/office/word/2010/wordml" xmlns:w15="http://schemas.microsoft.com/office/word/2012/wordml" xmlns:w16cid="http://schemas.microsoft.com/office/word/2016/wordml/cid" xmlns:w16se="http://schemas.microsoft.com/office/word/2015/wordml/symex" xmlns:wpg="http://schemas.microsoft.com/office/word/2010/wordprocessingGroup" xmlns:wpi="http://schemas.microsoft.com/office/word/2010/wordprocessingInk" xmlns:wne="http://schemas.microsoft.com/office/word/2006/wordml" xmlns:wps="http://schemas.microsoft.com/office/word/2010/wordprocessingShape" mc:Ignorable="w14 w15 w16se w16cid wp14">
+  <w:abstractNum w:abstractNumId="0" w15:restartNumberingAfterBreak="0">
     <w:nsid w:val="05165E06"/>
     <w:multiLevelType w:val="multilevel"/>
     <w:tmpl w:val="ACD4C4CA"/>
@@ -1813,7 +1752,7 @@
       </w:rPr>
     </w:lvl>
   </w:abstractNum>
-  <w:abstractNum w:abstractNumId="1">
+  <w:abstractNum w:abstractNumId="1" w15:restartNumberingAfterBreak="0">
     <w:nsid w:val="123E7CD3"/>
     <w:multiLevelType w:val="multilevel"/>
     <w:tmpl w:val="EEB42FCE"/>
@@ -1962,7 +1901,7 @@
       </w:rPr>
     </w:lvl>
   </w:abstractNum>
-  <w:abstractNum w:abstractNumId="2">
+  <w:abstractNum w:abstractNumId="2" w15:restartNumberingAfterBreak="0">
     <w:nsid w:val="3B654E83"/>
     <w:multiLevelType w:val="multilevel"/>
     <w:tmpl w:val="545E3106"/>
@@ -2111,7 +2050,7 @@
       </w:rPr>
     </w:lvl>
   </w:abstractNum>
-  <w:abstractNum w:abstractNumId="3">
+  <w:abstractNum w:abstractNumId="3" w15:restartNumberingAfterBreak="0">
     <w:nsid w:val="55C82E5C"/>
     <w:multiLevelType w:val="multilevel"/>
     <w:tmpl w:val="8238FD74"/>
@@ -2260,7 +2199,7 @@
       </w:rPr>
     </w:lvl>
   </w:abstractNum>
-  <w:abstractNum w:abstractNumId="4">
+  <w:abstractNum w:abstractNumId="4" w15:restartNumberingAfterBreak="0">
     <w:nsid w:val="684A3559"/>
     <w:multiLevelType w:val="multilevel"/>
     <w:tmpl w:val="BD3EA878"/>
@@ -2409,7 +2348,7 @@
       </w:rPr>
     </w:lvl>
   </w:abstractNum>
-  <w:abstractNum w:abstractNumId="5">
+  <w:abstractNum w:abstractNumId="5" w15:restartNumberingAfterBreak="0">
     <w:nsid w:val="692916ED"/>
     <w:multiLevelType w:val="multilevel"/>
     <w:tmpl w:val="5EC4F93C"/>
@@ -2558,7 +2497,7 @@
       </w:rPr>
     </w:lvl>
   </w:abstractNum>
-  <w:abstractNum w:abstractNumId="6">
+  <w:abstractNum w:abstractNumId="6" w15:restartNumberingAfterBreak="0">
     <w:nsid w:val="75D53C51"/>
     <w:multiLevelType w:val="multilevel"/>
     <w:tmpl w:val="447A8278"/>
@@ -2732,7 +2671,7 @@
 </file>
 
 <file path=word/styles.xml><?xml version="1.0" encoding="utf-8"?>
-<w:styles xmlns:mc="http://schemas.openxmlformats.org/markup-compatibility/2006" xmlns:r="http://schemas.openxmlformats.org/officeDocument/2006/relationships" xmlns:w="http://schemas.openxmlformats.org/wordprocessingml/2006/main" xmlns:w14="http://schemas.microsoft.com/office/word/2010/wordml" xmlns:w15="http://schemas.microsoft.com/office/word/2012/wordml" mc:Ignorable="w14 w15">
+<w:styles xmlns:mc="http://schemas.openxmlformats.org/markup-compatibility/2006" xmlns:r="http://schemas.openxmlformats.org/officeDocument/2006/relationships" xmlns:w="http://schemas.openxmlformats.org/wordprocessingml/2006/main" xmlns:w14="http://schemas.microsoft.com/office/word/2010/wordml" xmlns:w15="http://schemas.microsoft.com/office/word/2012/wordml" xmlns:w16cid="http://schemas.microsoft.com/office/word/2016/wordml/cid" xmlns:w16se="http://schemas.microsoft.com/office/word/2015/wordml/symex" mc:Ignorable="w14 w15 w16se w16cid">
   <w:docDefaults>
     <w:rPrDefault>
       <w:rPr>
@@ -2748,7 +2687,7 @@
       </w:pPr>
     </w:pPrDefault>
   </w:docDefaults>
-  <w:latentStyles w:defLockedState="0" w:defUIPriority="99" w:defSemiHidden="0" w:defUnhideWhenUsed="0" w:defQFormat="0" w:count="371">
+  <w:latentStyles w:defLockedState="0" w:defUIPriority="99" w:defSemiHidden="0" w:defUnhideWhenUsed="0" w:defQFormat="0" w:count="375">
     <w:lsdException w:name="Normal" w:uiPriority="0" w:qFormat="1"/>
     <w:lsdException w:name="heading 1" w:uiPriority="9" w:qFormat="1"/>
     <w:lsdException w:name="heading 2" w:semiHidden="1" w:uiPriority="9" w:unhideWhenUsed="1" w:qFormat="1"/>
@@ -2854,7 +2793,6 @@
     <w:lsdException w:name="HTML Sample" w:semiHidden="1" w:unhideWhenUsed="1"/>
     <w:lsdException w:name="HTML Typewriter" w:semiHidden="1" w:unhideWhenUsed="1"/>
     <w:lsdException w:name="HTML Variable" w:semiHidden="1" w:unhideWhenUsed="1"/>
-    <w:lsdException w:name="Normal Table" w:semiHidden="1" w:unhideWhenUsed="1"/>
     <w:lsdException w:name="annotation subject" w:semiHidden="1" w:unhideWhenUsed="1"/>
     <w:lsdException w:name="No List" w:semiHidden="1" w:unhideWhenUsed="1"/>
     <w:lsdException w:name="Outline List 1" w:semiHidden="1" w:unhideWhenUsed="1"/>
@@ -2898,10 +2836,8 @@
     <w:lsdException w:name="Table Elegant" w:semiHidden="1" w:unhideWhenUsed="1"/>
     <w:lsdException w:name="Table Professional" w:semiHidden="1" w:unhideWhenUsed="1"/>
     <w:lsdException w:name="Table Subtle 1" w:semiHidden="1" w:unhideWhenUsed="1"/>
-    <w:lsdException w:name="Table Subtle 2" w:semiHidden="1" w:unhideWhenUsed="1"/>
     <w:lsdException w:name="Table Web 1" w:semiHidden="1" w:unhideWhenUsed="1"/>
     <w:lsdException w:name="Table Web 2" w:semiHidden="1" w:unhideWhenUsed="1"/>
-    <w:lsdException w:name="Table Web 3" w:semiHidden="1" w:unhideWhenUsed="1"/>
     <w:lsdException w:name="Balloon Text" w:semiHidden="1" w:unhideWhenUsed="1"/>
     <w:lsdException w:name="Table Grid" w:uiPriority="39"/>
     <w:lsdException w:name="Table Theme" w:semiHidden="1" w:unhideWhenUsed="1"/>
@@ -3120,6 +3056,10 @@
     <w:lsdException w:name="List Table 5 Dark Accent 6" w:uiPriority="50"/>
     <w:lsdException w:name="List Table 6 Colorful Accent 6" w:uiPriority="51"/>
     <w:lsdException w:name="List Table 7 Colorful Accent 6" w:uiPriority="52"/>
+    <w:lsdException w:name="Mention" w:semiHidden="1" w:unhideWhenUsed="1"/>
+    <w:lsdException w:name="Smart Hyperlink" w:semiHidden="1" w:unhideWhenUsed="1"/>
+    <w:lsdException w:name="Hashtag" w:semiHidden="1" w:unhideWhenUsed="1"/>
+    <w:lsdException w:name="Unresolved Mention" w:semiHidden="1" w:unhideWhenUsed="1"/>
   </w:latentStyles>
   <w:style w:type="paragraph" w:default="1" w:styleId="Normal">
     <w:name w:val="Normal"/>
@@ -3291,7 +3231,6 @@
       <w:spacing w:after="0" w:line="240" w:lineRule="auto"/>
     </w:pPr>
     <w:tblPr>
-      <w:tblInd w:w="0" w:type="dxa"/>
       <w:tblBorders>
         <w:top w:val="single" w:sz="4" w:space="0" w:color="auto"/>
         <w:left w:val="single" w:sz="4" w:space="0" w:color="auto"/>
@@ -3300,12 +3239,6 @@
         <w:insideH w:val="single" w:sz="4" w:space="0" w:color="auto"/>
         <w:insideV w:val="single" w:sz="4" w:space="0" w:color="auto"/>
       </w:tblBorders>
-      <w:tblCellMar>
-        <w:top w:w="0" w:type="dxa"/>
-        <w:left w:w="108" w:type="dxa"/>
-        <w:bottom w:w="0" w:type="dxa"/>
-        <w:right w:w="108" w:type="dxa"/>
-      </w:tblCellMar>
     </w:tblPr>
   </w:style>
   <w:style w:type="paragraph" w:styleId="Header">
